--- a/Ameila Gray/Node Angular/Amaila Goyanes.docx
+++ b/Ameila Gray/Node Angular/Amaila Goyanes.docx
@@ -129,17 +129,8 @@
           <w:b w:val="0"/>
           <w:sz w:val="24"/>
         </w:rPr>
-        <w:t xml:space="preserve"> </w:t>
+        <w:t xml:space="preserve"> AWS</w:t>
       </w:r>
-      <w:bookmarkStart w:id="0" w:name="_GoBack"/>
-      <w:r>
-        <w:rPr>
-          <w:b w:val="0"/>
-          <w:sz w:val="24"/>
-        </w:rPr>
-        <w:t>AWS</w:t>
-      </w:r>
-      <w:bookmarkEnd w:id="0"/>
     </w:p>
     <w:p>
       <w:pPr>
@@ -2082,15 +2073,13 @@
         <w:t xml:space="preserve">, </w:t>
       </w:r>
       <w:r>
-        <w:rPr>
-          <w:rFonts w:ascii="Times New Roman" w:eastAsia="Times New Roman" w:hAnsi="Times New Roman" w:cs="Times New Roman"/>
+        <w:t xml:space="preserve">early </w:t>
+      </w:r>
+      <w:r>
+        <w:rPr>
           <w:b/>
-          <w:bCs/>
-          <w:color w:val="auto"/>
-          <w:sz w:val="20"/>
-          <w:szCs w:val="24"/>
-        </w:rPr>
-        <w:t>Node.js 0.10–4.x</w:t>
+        </w:rPr>
+        <w:t>Node.js</w:t>
       </w:r>
       <w:r>
         <w:rPr>
@@ -2125,7 +2114,18 @@
           <w:sz w:val="20"/>
           <w:szCs w:val="24"/>
         </w:rPr>
-        <w:t xml:space="preserve">Built application features, fixed production bugs, and supported enhancement work across web-based systems, improving day-to-day usability and reducing repeated functional defects by </w:t>
+        <w:t>Built application features,</w:t>
+      </w:r>
+      <w:bookmarkStart w:id="0" w:name="_GoBack"/>
+      <w:bookmarkEnd w:id="0"/>
+      <w:r>
+        <w:rPr>
+          <w:rFonts w:ascii="Times New Roman" w:eastAsia="Times New Roman" w:hAnsi="Times New Roman" w:cs="Times New Roman"/>
+          <w:color w:val="auto"/>
+          <w:sz w:val="20"/>
+          <w:szCs w:val="24"/>
+        </w:rPr>
+        <w:t xml:space="preserve"> fixed production bugs, and supported enhancement work across web-based systems, improving day-to-day usability and reducing repeated functional defects by </w:t>
       </w:r>
       <w:r>
         <w:rPr>
@@ -3085,6 +3085,9 @@
         <w:tabs>
           <w:tab w:val="right" w:pos="9864"/>
         </w:tabs>
+        <w:rPr>
+          <w:rFonts w:hint="eastAsia"/>
+        </w:rPr>
       </w:pPr>
       <w:r>
         <w:rPr>
@@ -3138,6 +3141,9 @@
           <w:ilvl w:val="0"/>
           <w:numId w:val="29"/>
         </w:numPr>
+        <w:rPr>
+          <w:rFonts w:hint="eastAsia"/>
+        </w:rPr>
       </w:pPr>
       <w:r>
         <w:rPr>
@@ -3162,6 +3168,9 @@
           <w:ilvl w:val="0"/>
           <w:numId w:val="29"/>
         </w:numPr>
+        <w:rPr>
+          <w:rFonts w:hint="eastAsia"/>
+        </w:rPr>
       </w:pPr>
       <w:r>
         <w:rPr>
@@ -29950,7 +29959,7 @@
 </file>
 
 <file path=customXml/itemProps1.xml><?xml version="1.0" encoding="utf-8"?>
-<ds:datastoreItem xmlns:ds="http://schemas.openxmlformats.org/officeDocument/2006/customXml" ds:itemID="{D878EF80-944F-4827-93AD-DDE3386B3B22}">
+<ds:datastoreItem xmlns:ds="http://schemas.openxmlformats.org/officeDocument/2006/customXml" ds:itemID="{992015CF-6E77-4D5F-B24D-ED92181A29B7}">
   <ds:schemaRefs>
     <ds:schemaRef ds:uri="http://schemas.openxmlformats.org/officeDocument/2006/bibliography"/>
   </ds:schemaRefs>
